--- a/Portefolio.docx
+++ b/Portefolio.docx
@@ -5,6 +5,7 @@
     <w:p>
       <w:pPr>
         <w:spacing w:line="360" w:lineRule="auto"/>
+        <w:jc w:val="center"/>
         <w:rPr>
           <w:rFonts w:ascii="Arial" w:hAnsi="Arial" w:cs="Arial"/>
         </w:rPr>
@@ -33,7 +34,7 @@
             <v:path o:extrusionok="f" gradientshapeok="t" o:connecttype="rect"/>
             <o:lock v:ext="edit" aspectratio="t"/>
           </v:shapetype>
-          <v:shape id="_x0000_i1025" type="#_x0000_t75" style="width:424.45pt;height:118.05pt">
+          <v:shape id="_x0000_i1025" type="#_x0000_t75" style="width:286.35pt;height:79.55pt">
             <v:imagedata r:id="rId7" o:title="logo"/>
           </v:shape>
         </w:pict>
@@ -90,6 +91,22 @@
     <w:p>
       <w:pPr>
         <w:spacing w:line="360" w:lineRule="auto"/>
+        <w:rPr>
+          <w:rFonts w:ascii="Arial" w:hAnsi="Arial" w:cs="Arial"/>
+        </w:rPr>
+      </w:pPr>
+    </w:p>
+    <w:p>
+      <w:pPr>
+        <w:spacing w:line="360" w:lineRule="auto"/>
+        <w:rPr>
+          <w:rFonts w:ascii="Arial" w:hAnsi="Arial" w:cs="Arial"/>
+        </w:rPr>
+      </w:pPr>
+    </w:p>
+    <w:p>
+      <w:pPr>
+        <w:spacing w:line="360" w:lineRule="auto"/>
         <w:jc w:val="center"/>
         <w:rPr>
           <w:rFonts w:ascii="Arial" w:hAnsi="Arial" w:cs="Arial"/>
@@ -532,35 +549,46 @@
     </w:p>
     <w:sdt>
       <w:sdtPr>
+        <w:rPr>
+          <w:rFonts w:ascii="Arial" w:eastAsiaTheme="minorEastAsia" w:hAnsi="Arial" w:cs="Arial"/>
+          <w:b w:val="0"/>
+          <w:bCs w:val="0"/>
+          <w:color w:val="000000"/>
+          <w:sz w:val="24"/>
+          <w:szCs w:val="24"/>
+          <w:lang w:val="en-US" w:eastAsia="ja-JP"/>
+        </w:rPr>
         <w:id w:val="30060790"/>
         <w:docPartObj>
           <w:docPartGallery w:val="Table of Contents"/>
           <w:docPartUnique/>
         </w:docPartObj>
       </w:sdtPr>
-      <w:sdtEndPr>
-        <w:rPr>
-          <w:rFonts w:ascii="Segoe UI" w:eastAsiaTheme="minorEastAsia" w:hAnsi="Segoe UI" w:cs="Segoe UI"/>
-          <w:b w:val="0"/>
-          <w:bCs w:val="0"/>
-          <w:color w:val="000000"/>
-          <w:sz w:val="24"/>
-          <w:szCs w:val="24"/>
-          <w:lang w:eastAsia="ja-JP"/>
-        </w:rPr>
-      </w:sdtEndPr>
       <w:sdtContent>
         <w:p>
           <w:pPr>
             <w:pStyle w:val="Inhaltsverzeichnisberschrift"/>
+            <w:rPr>
+              <w:rFonts w:ascii="Arial" w:hAnsi="Arial" w:cs="Arial"/>
+              <w:b w:val="0"/>
+              <w:sz w:val="24"/>
+              <w:szCs w:val="24"/>
+            </w:rPr>
           </w:pPr>
           <w:r>
+            <w:rPr>
+              <w:rFonts w:ascii="Arial" w:hAnsi="Arial" w:cs="Arial"/>
+              <w:color w:val="000000" w:themeColor="text1"/>
+              <w:sz w:val="24"/>
+              <w:szCs w:val="24"/>
+            </w:rPr>
             <w:t>ÍNDICE</w:t>
           </w:r>
         </w:p>
         <w:p>
           <w:pPr>
             <w:rPr>
+              <w:rFonts w:ascii="Arial" w:hAnsi="Arial" w:cs="Arial"/>
               <w:lang w:val="de-DE" w:eastAsia="en-US"/>
             </w:rPr>
           </w:pPr>
@@ -572,31 +600,38 @@
               <w:tab w:val="right" w:leader="dot" w:pos="8494"/>
             </w:tabs>
             <w:rPr>
+              <w:rFonts w:ascii="Arial" w:hAnsi="Arial" w:cs="Arial"/>
               <w:noProof/>
+              <w:color w:val="auto"/>
+              <w:lang w:val="pt-BR"/>
             </w:rPr>
           </w:pPr>
           <w:r>
             <w:rPr>
+              <w:rFonts w:ascii="Arial" w:hAnsi="Arial" w:cs="Arial"/>
               <w:lang w:val="de-DE"/>
             </w:rPr>
             <w:fldChar w:fldCharType="begin"/>
           </w:r>
           <w:r>
             <w:rPr>
+              <w:rFonts w:ascii="Arial" w:hAnsi="Arial" w:cs="Arial"/>
               <w:lang w:val="de-DE"/>
             </w:rPr>
             <w:instrText xml:space="preserve"> TOC \o "1-3" \h \z \u </w:instrText>
           </w:r>
           <w:r>
             <w:rPr>
+              <w:rFonts w:ascii="Arial" w:hAnsi="Arial" w:cs="Arial"/>
               <w:lang w:val="de-DE"/>
             </w:rPr>
             <w:fldChar w:fldCharType="separate"/>
           </w:r>
-          <w:hyperlink w:anchor="_Toc229331454" w:history="1">
+          <w:hyperlink w:anchor="_Toc229333914" w:history="1">
             <w:r>
               <w:rPr>
                 <w:rStyle w:val="Hyperlink"/>
+                <w:rFonts w:ascii="Arial" w:hAnsi="Arial" w:cs="Arial"/>
                 <w:noProof/>
                 <w:lang w:val="pt-BR"/>
               </w:rPr>
@@ -604,6 +639,7 @@
             </w:r>
             <w:r>
               <w:rPr>
+                <w:rFonts w:ascii="Arial" w:hAnsi="Arial" w:cs="Arial"/>
                 <w:noProof/>
                 <w:webHidden/>
               </w:rPr>
@@ -611,6 +647,7 @@
             </w:r>
             <w:r>
               <w:rPr>
+                <w:rFonts w:ascii="Arial" w:hAnsi="Arial" w:cs="Arial"/>
                 <w:noProof/>
                 <w:webHidden/>
               </w:rPr>
@@ -618,19 +655,22 @@
             </w:r>
             <w:r>
               <w:rPr>
-                <w:noProof/>
-                <w:webHidden/>
-              </w:rPr>
-              <w:instrText xml:space="preserve"> PAGEREF _Toc229331454 \h </w:instrText>
-            </w:r>
-            <w:r>
-              <w:rPr>
-                <w:noProof/>
-                <w:webHidden/>
-              </w:rPr>
-            </w:r>
-            <w:r>
-              <w:rPr>
+                <w:rFonts w:ascii="Arial" w:hAnsi="Arial" w:cs="Arial"/>
+                <w:noProof/>
+                <w:webHidden/>
+              </w:rPr>
+              <w:instrText xml:space="preserve"> PAGEREF _Toc229333914 \h </w:instrText>
+            </w:r>
+            <w:r>
+              <w:rPr>
+                <w:rFonts w:ascii="Arial" w:hAnsi="Arial" w:cs="Arial"/>
+                <w:noProof/>
+                <w:webHidden/>
+              </w:rPr>
+            </w:r>
+            <w:r>
+              <w:rPr>
+                <w:rFonts w:ascii="Arial" w:hAnsi="Arial" w:cs="Arial"/>
                 <w:noProof/>
                 <w:webHidden/>
               </w:rPr>
@@ -638,6 +678,7 @@
             </w:r>
             <w:r>
               <w:rPr>
+                <w:rFonts w:ascii="Arial" w:hAnsi="Arial" w:cs="Arial"/>
                 <w:noProof/>
                 <w:webHidden/>
               </w:rPr>
@@ -645,6 +686,7 @@
             </w:r>
             <w:r>
               <w:rPr>
+                <w:rFonts w:ascii="Arial" w:hAnsi="Arial" w:cs="Arial"/>
                 <w:noProof/>
                 <w:webHidden/>
               </w:rPr>
@@ -659,13 +701,17 @@
               <w:tab w:val="right" w:leader="dot" w:pos="8494"/>
             </w:tabs>
             <w:rPr>
+              <w:rFonts w:ascii="Arial" w:hAnsi="Arial" w:cs="Arial"/>
               <w:noProof/>
+              <w:color w:val="auto"/>
+              <w:lang w:val="pt-BR"/>
             </w:rPr>
           </w:pPr>
-          <w:hyperlink w:anchor="_Toc229331455" w:history="1">
+          <w:hyperlink w:anchor="_Toc229333915" w:history="1">
             <w:r>
               <w:rPr>
                 <w:rStyle w:val="Hyperlink"/>
+                <w:rFonts w:ascii="Arial" w:hAnsi="Arial" w:cs="Arial"/>
                 <w:noProof/>
                 <w:lang w:val="pt-BR"/>
               </w:rPr>
@@ -673,6 +719,7 @@
             </w:r>
             <w:r>
               <w:rPr>
+                <w:rFonts w:ascii="Arial" w:hAnsi="Arial" w:cs="Arial"/>
                 <w:noProof/>
                 <w:webHidden/>
               </w:rPr>
@@ -680,6 +727,7 @@
             </w:r>
             <w:r>
               <w:rPr>
+                <w:rFonts w:ascii="Arial" w:hAnsi="Arial" w:cs="Arial"/>
                 <w:noProof/>
                 <w:webHidden/>
               </w:rPr>
@@ -687,19 +735,22 @@
             </w:r>
             <w:r>
               <w:rPr>
-                <w:noProof/>
-                <w:webHidden/>
-              </w:rPr>
-              <w:instrText xml:space="preserve"> PAGEREF _Toc229331455 \h </w:instrText>
-            </w:r>
-            <w:r>
-              <w:rPr>
-                <w:noProof/>
-                <w:webHidden/>
-              </w:rPr>
-            </w:r>
-            <w:r>
-              <w:rPr>
+                <w:rFonts w:ascii="Arial" w:hAnsi="Arial" w:cs="Arial"/>
+                <w:noProof/>
+                <w:webHidden/>
+              </w:rPr>
+              <w:instrText xml:space="preserve"> PAGEREF _Toc229333915 \h </w:instrText>
+            </w:r>
+            <w:r>
+              <w:rPr>
+                <w:rFonts w:ascii="Arial" w:hAnsi="Arial" w:cs="Arial"/>
+                <w:noProof/>
+                <w:webHidden/>
+              </w:rPr>
+            </w:r>
+            <w:r>
+              <w:rPr>
+                <w:rFonts w:ascii="Arial" w:hAnsi="Arial" w:cs="Arial"/>
                 <w:noProof/>
                 <w:webHidden/>
               </w:rPr>
@@ -707,6 +758,7 @@
             </w:r>
             <w:r>
               <w:rPr>
+                <w:rFonts w:ascii="Arial" w:hAnsi="Arial" w:cs="Arial"/>
                 <w:noProof/>
                 <w:webHidden/>
               </w:rPr>
@@ -714,6 +766,7 @@
             </w:r>
             <w:r>
               <w:rPr>
+                <w:rFonts w:ascii="Arial" w:hAnsi="Arial" w:cs="Arial"/>
                 <w:noProof/>
                 <w:webHidden/>
               </w:rPr>
@@ -728,13 +781,17 @@
               <w:tab w:val="right" w:leader="dot" w:pos="8494"/>
             </w:tabs>
             <w:rPr>
+              <w:rFonts w:ascii="Arial" w:hAnsi="Arial" w:cs="Arial"/>
               <w:noProof/>
+              <w:color w:val="auto"/>
+              <w:lang w:val="pt-BR"/>
             </w:rPr>
           </w:pPr>
-          <w:hyperlink w:anchor="_Toc229331456" w:history="1">
+          <w:hyperlink w:anchor="_Toc229333916" w:history="1">
             <w:r>
               <w:rPr>
                 <w:rStyle w:val="Hyperlink"/>
+                <w:rFonts w:ascii="Arial" w:hAnsi="Arial" w:cs="Arial"/>
                 <w:noProof/>
                 <w:lang w:val="pt-BR"/>
               </w:rPr>
@@ -742,6 +799,7 @@
             </w:r>
             <w:r>
               <w:rPr>
+                <w:rFonts w:ascii="Arial" w:hAnsi="Arial" w:cs="Arial"/>
                 <w:noProof/>
                 <w:webHidden/>
               </w:rPr>
@@ -749,6 +807,7 @@
             </w:r>
             <w:r>
               <w:rPr>
+                <w:rFonts w:ascii="Arial" w:hAnsi="Arial" w:cs="Arial"/>
                 <w:noProof/>
                 <w:webHidden/>
               </w:rPr>
@@ -756,19 +815,22 @@
             </w:r>
             <w:r>
               <w:rPr>
-                <w:noProof/>
-                <w:webHidden/>
-              </w:rPr>
-              <w:instrText xml:space="preserve"> PAGEREF _Toc229331456 \h </w:instrText>
-            </w:r>
-            <w:r>
-              <w:rPr>
-                <w:noProof/>
-                <w:webHidden/>
-              </w:rPr>
-            </w:r>
-            <w:r>
-              <w:rPr>
+                <w:rFonts w:ascii="Arial" w:hAnsi="Arial" w:cs="Arial"/>
+                <w:noProof/>
+                <w:webHidden/>
+              </w:rPr>
+              <w:instrText xml:space="preserve"> PAGEREF _Toc229333916 \h </w:instrText>
+            </w:r>
+            <w:r>
+              <w:rPr>
+                <w:rFonts w:ascii="Arial" w:hAnsi="Arial" w:cs="Arial"/>
+                <w:noProof/>
+                <w:webHidden/>
+              </w:rPr>
+            </w:r>
+            <w:r>
+              <w:rPr>
+                <w:rFonts w:ascii="Arial" w:hAnsi="Arial" w:cs="Arial"/>
                 <w:noProof/>
                 <w:webHidden/>
               </w:rPr>
@@ -776,6 +838,7 @@
             </w:r>
             <w:r>
               <w:rPr>
+                <w:rFonts w:ascii="Arial" w:hAnsi="Arial" w:cs="Arial"/>
                 <w:noProof/>
                 <w:webHidden/>
               </w:rPr>
@@ -783,6 +846,7 @@
             </w:r>
             <w:r>
               <w:rPr>
+                <w:rFonts w:ascii="Arial" w:hAnsi="Arial" w:cs="Arial"/>
                 <w:noProof/>
                 <w:webHidden/>
               </w:rPr>
@@ -797,13 +861,17 @@
               <w:tab w:val="right" w:leader="dot" w:pos="8494"/>
             </w:tabs>
             <w:rPr>
+              <w:rFonts w:ascii="Arial" w:hAnsi="Arial" w:cs="Arial"/>
               <w:noProof/>
+              <w:color w:val="auto"/>
+              <w:lang w:val="pt-BR"/>
             </w:rPr>
           </w:pPr>
-          <w:hyperlink w:anchor="_Toc229331457" w:history="1">
+          <w:hyperlink w:anchor="_Toc229333917" w:history="1">
             <w:r>
               <w:rPr>
                 <w:rStyle w:val="Hyperlink"/>
+                <w:rFonts w:ascii="Arial" w:hAnsi="Arial" w:cs="Arial"/>
                 <w:noProof/>
                 <w:lang w:val="pt-BR"/>
               </w:rPr>
@@ -811,6 +879,7 @@
             </w:r>
             <w:r>
               <w:rPr>
+                <w:rFonts w:ascii="Arial" w:hAnsi="Arial" w:cs="Arial"/>
                 <w:noProof/>
                 <w:webHidden/>
               </w:rPr>
@@ -818,6 +887,7 @@
             </w:r>
             <w:r>
               <w:rPr>
+                <w:rFonts w:ascii="Arial" w:hAnsi="Arial" w:cs="Arial"/>
                 <w:noProof/>
                 <w:webHidden/>
               </w:rPr>
@@ -825,19 +895,22 @@
             </w:r>
             <w:r>
               <w:rPr>
-                <w:noProof/>
-                <w:webHidden/>
-              </w:rPr>
-              <w:instrText xml:space="preserve"> PAGEREF _Toc229331457 \h </w:instrText>
-            </w:r>
-            <w:r>
-              <w:rPr>
-                <w:noProof/>
-                <w:webHidden/>
-              </w:rPr>
-            </w:r>
-            <w:r>
-              <w:rPr>
+                <w:rFonts w:ascii="Arial" w:hAnsi="Arial" w:cs="Arial"/>
+                <w:noProof/>
+                <w:webHidden/>
+              </w:rPr>
+              <w:instrText xml:space="preserve"> PAGEREF _Toc229333917 \h </w:instrText>
+            </w:r>
+            <w:r>
+              <w:rPr>
+                <w:rFonts w:ascii="Arial" w:hAnsi="Arial" w:cs="Arial"/>
+                <w:noProof/>
+                <w:webHidden/>
+              </w:rPr>
+            </w:r>
+            <w:r>
+              <w:rPr>
+                <w:rFonts w:ascii="Arial" w:hAnsi="Arial" w:cs="Arial"/>
                 <w:noProof/>
                 <w:webHidden/>
               </w:rPr>
@@ -845,6 +918,7 @@
             </w:r>
             <w:r>
               <w:rPr>
+                <w:rFonts w:ascii="Arial" w:hAnsi="Arial" w:cs="Arial"/>
                 <w:noProof/>
                 <w:webHidden/>
               </w:rPr>
@@ -852,6 +926,7 @@
             </w:r>
             <w:r>
               <w:rPr>
+                <w:rFonts w:ascii="Arial" w:hAnsi="Arial" w:cs="Arial"/>
                 <w:noProof/>
                 <w:webHidden/>
               </w:rPr>
@@ -866,13 +941,17 @@
               <w:tab w:val="right" w:leader="dot" w:pos="8494"/>
             </w:tabs>
             <w:rPr>
+              <w:rFonts w:ascii="Arial" w:hAnsi="Arial" w:cs="Arial"/>
               <w:noProof/>
+              <w:color w:val="auto"/>
+              <w:lang w:val="pt-BR"/>
             </w:rPr>
           </w:pPr>
-          <w:hyperlink w:anchor="_Toc229331458" w:history="1">
+          <w:hyperlink w:anchor="_Toc229333918" w:history="1">
             <w:r>
               <w:rPr>
                 <w:rStyle w:val="Hyperlink"/>
+                <w:rFonts w:ascii="Arial" w:hAnsi="Arial" w:cs="Arial"/>
                 <w:noProof/>
                 <w:lang w:val="pt-BR"/>
               </w:rPr>
@@ -880,6 +959,7 @@
             </w:r>
             <w:r>
               <w:rPr>
+                <w:rFonts w:ascii="Arial" w:hAnsi="Arial" w:cs="Arial"/>
                 <w:noProof/>
                 <w:webHidden/>
               </w:rPr>
@@ -887,6 +967,7 @@
             </w:r>
             <w:r>
               <w:rPr>
+                <w:rFonts w:ascii="Arial" w:hAnsi="Arial" w:cs="Arial"/>
                 <w:noProof/>
                 <w:webHidden/>
               </w:rPr>
@@ -894,19 +975,22 @@
             </w:r>
             <w:r>
               <w:rPr>
-                <w:noProof/>
-                <w:webHidden/>
-              </w:rPr>
-              <w:instrText xml:space="preserve"> PAGEREF _Toc229331458 \h </w:instrText>
-            </w:r>
-            <w:r>
-              <w:rPr>
-                <w:noProof/>
-                <w:webHidden/>
-              </w:rPr>
-            </w:r>
-            <w:r>
-              <w:rPr>
+                <w:rFonts w:ascii="Arial" w:hAnsi="Arial" w:cs="Arial"/>
+                <w:noProof/>
+                <w:webHidden/>
+              </w:rPr>
+              <w:instrText xml:space="preserve"> PAGEREF _Toc229333918 \h </w:instrText>
+            </w:r>
+            <w:r>
+              <w:rPr>
+                <w:rFonts w:ascii="Arial" w:hAnsi="Arial" w:cs="Arial"/>
+                <w:noProof/>
+                <w:webHidden/>
+              </w:rPr>
+            </w:r>
+            <w:r>
+              <w:rPr>
+                <w:rFonts w:ascii="Arial" w:hAnsi="Arial" w:cs="Arial"/>
                 <w:noProof/>
                 <w:webHidden/>
               </w:rPr>
@@ -914,13 +998,15 @@
             </w:r>
             <w:r>
               <w:rPr>
-                <w:noProof/>
-                <w:webHidden/>
-              </w:rPr>
-              <w:t>9</w:t>
-            </w:r>
-            <w:r>
-              <w:rPr>
+                <w:rFonts w:ascii="Arial" w:hAnsi="Arial" w:cs="Arial"/>
+                <w:noProof/>
+                <w:webHidden/>
+              </w:rPr>
+              <w:t>98</w:t>
+            </w:r>
+            <w:r>
+              <w:rPr>
+                <w:rFonts w:ascii="Arial" w:hAnsi="Arial" w:cs="Arial"/>
                 <w:noProof/>
                 <w:webHidden/>
               </w:rPr>
@@ -931,11 +1017,13 @@
         <w:p>
           <w:pPr>
             <w:rPr>
+              <w:rFonts w:ascii="Arial" w:hAnsi="Arial" w:cs="Arial"/>
               <w:lang w:val="de-DE"/>
             </w:rPr>
           </w:pPr>
           <w:r>
             <w:rPr>
+              <w:rFonts w:ascii="Arial" w:hAnsi="Arial" w:cs="Arial"/>
               <w:lang w:val="de-DE"/>
             </w:rPr>
             <w:fldChar w:fldCharType="end"/>
@@ -981,12 +1069,20 @@
       <w:pPr>
         <w:pStyle w:val="berschrift1"/>
         <w:rPr>
-          <w:lang w:val="pt-BR"/>
-        </w:rPr>
-      </w:pPr>
-      <w:bookmarkStart w:id="0" w:name="_Toc229331454"/>
-      <w:r>
-        <w:rPr>
+          <w:rFonts w:ascii="Arial" w:hAnsi="Arial" w:cs="Arial"/>
+          <w:color w:val="000000" w:themeColor="text1"/>
+          <w:sz w:val="24"/>
+          <w:szCs w:val="24"/>
+          <w:lang w:val="pt-BR"/>
+        </w:rPr>
+      </w:pPr>
+      <w:bookmarkStart w:id="0" w:name="_Toc229333914"/>
+      <w:r>
+        <w:rPr>
+          <w:rFonts w:ascii="Arial" w:hAnsi="Arial" w:cs="Arial"/>
+          <w:color w:val="000000" w:themeColor="text1"/>
+          <w:sz w:val="24"/>
+          <w:szCs w:val="24"/>
           <w:lang w:val="pt-BR"/>
         </w:rPr>
         <w:lastRenderedPageBreak/>
@@ -1083,12 +1179,20 @@
       <w:pPr>
         <w:pStyle w:val="berschrift1"/>
         <w:rPr>
-          <w:lang w:val="pt-BR"/>
-        </w:rPr>
-      </w:pPr>
-      <w:bookmarkStart w:id="1" w:name="_Toc229331455"/>
-      <w:r>
-        <w:rPr>
+          <w:rFonts w:ascii="Arial" w:hAnsi="Arial" w:cs="Arial"/>
+          <w:color w:val="000000" w:themeColor="text1"/>
+          <w:sz w:val="24"/>
+          <w:szCs w:val="24"/>
+          <w:lang w:val="pt-BR"/>
+        </w:rPr>
+      </w:pPr>
+      <w:bookmarkStart w:id="1" w:name="_Toc229333915"/>
+      <w:r>
+        <w:rPr>
+          <w:rFonts w:ascii="Arial" w:hAnsi="Arial" w:cs="Arial"/>
+          <w:color w:val="000000" w:themeColor="text1"/>
+          <w:sz w:val="24"/>
+          <w:szCs w:val="24"/>
           <w:lang w:val="pt-BR"/>
         </w:rPr>
         <w:lastRenderedPageBreak/>
@@ -1261,12 +1365,20 @@
       <w:pPr>
         <w:pStyle w:val="berschrift1"/>
         <w:rPr>
-          <w:lang w:val="pt-BR"/>
-        </w:rPr>
-      </w:pPr>
-      <w:bookmarkStart w:id="2" w:name="_Toc229331456"/>
-      <w:r>
-        <w:rPr>
+          <w:rFonts w:ascii="Arial" w:hAnsi="Arial" w:cs="Arial"/>
+          <w:color w:val="000000" w:themeColor="text1"/>
+          <w:sz w:val="24"/>
+          <w:szCs w:val="24"/>
+          <w:lang w:val="pt-BR"/>
+        </w:rPr>
+      </w:pPr>
+      <w:bookmarkStart w:id="2" w:name="_Toc229333916"/>
+      <w:r>
+        <w:rPr>
+          <w:rFonts w:ascii="Arial" w:hAnsi="Arial" w:cs="Arial"/>
+          <w:color w:val="000000" w:themeColor="text1"/>
+          <w:sz w:val="24"/>
+          <w:szCs w:val="24"/>
           <w:lang w:val="pt-BR"/>
         </w:rPr>
         <w:lastRenderedPageBreak/>
@@ -1373,6 +1485,7 @@
       <w:r>
         <w:rPr>
           <w:rFonts w:ascii="Arial" w:hAnsi="Arial" w:cs="Arial"/>
+          <w:lang w:val="pt-BR"/>
         </w:rPr>
         <w:br w:type="page"/>
       </w:r>
@@ -1415,12 +1528,20 @@
         <w:pStyle w:val="berschrift1"/>
         <w:spacing w:line="360" w:lineRule="auto"/>
         <w:rPr>
-          <w:lang w:val="pt-BR"/>
-        </w:rPr>
-      </w:pPr>
-      <w:bookmarkStart w:id="3" w:name="_Toc229331457"/>
-      <w:r>
-        <w:rPr>
+          <w:rFonts w:ascii="Arial" w:hAnsi="Arial" w:cs="Arial"/>
+          <w:color w:val="000000" w:themeColor="text1"/>
+          <w:sz w:val="24"/>
+          <w:szCs w:val="24"/>
+          <w:lang w:val="pt-BR"/>
+        </w:rPr>
+      </w:pPr>
+      <w:bookmarkStart w:id="3" w:name="_Toc229333917"/>
+      <w:r>
+        <w:rPr>
+          <w:rFonts w:ascii="Arial" w:hAnsi="Arial" w:cs="Arial"/>
+          <w:color w:val="000000" w:themeColor="text1"/>
+          <w:sz w:val="24"/>
+          <w:szCs w:val="24"/>
           <w:lang w:val="pt-BR"/>
         </w:rPr>
         <w:lastRenderedPageBreak/>
@@ -1468,13 +1589,40 @@
           <w:lang w:val="pt-BR"/>
         </w:rPr>
       </w:pPr>
-    </w:p>
-    <w:p>
-      <w:pPr>
-        <w:rPr>
-          <w:rFonts w:ascii="Arial" w:hAnsi="Arial" w:cs="Arial"/>
-          <w:lang w:val="pt-BR"/>
-        </w:rPr>
+      <w:hyperlink r:id="rId9" w:history="1">
+        <w:r>
+          <w:rPr>
+            <w:rStyle w:val="Hyperlink"/>
+            <w:rFonts w:ascii="Arial" w:hAnsi="Arial" w:cs="Arial"/>
+            <w:lang w:val="pt-BR"/>
+          </w:rPr>
+          <w:t>https://github.com/Brunafleck/Portefolio_PRA</w:t>
+        </w:r>
+      </w:hyperlink>
+    </w:p>
+    <w:p>
+      <w:pPr>
+        <w:spacing w:line="360" w:lineRule="auto"/>
+        <w:rPr>
+          <w:rFonts w:ascii="Arial" w:hAnsi="Arial" w:cs="Arial"/>
+          <w:lang w:val="pt-BR"/>
+        </w:rPr>
+      </w:pPr>
+    </w:p>
+    <w:p>
+      <w:pPr>
+        <w:rPr>
+          <w:rFonts w:ascii="Arial" w:hAnsi="Arial" w:cs="Arial"/>
+          <w:lang w:val="pt-BR"/>
+        </w:rPr>
+        <w:sectPr>
+          <w:footerReference w:type="default" r:id="rId10"/>
+          <w:type w:val="continuous"/>
+          <w:pgSz w:w="11906" w:h="16838"/>
+          <w:pgMar w:top="1417" w:right="1701" w:bottom="1417" w:left="1701" w:header="708" w:footer="708" w:gutter="0"/>
+          <w:cols w:space="708"/>
+          <w:docGrid w:linePitch="360"/>
+        </w:sectPr>
       </w:pPr>
       <w:r>
         <w:rPr>
@@ -1488,12 +1636,20 @@
       <w:pPr>
         <w:pStyle w:val="berschrift1"/>
         <w:rPr>
-          <w:lang w:val="pt-BR"/>
-        </w:rPr>
-      </w:pPr>
-      <w:bookmarkStart w:id="4" w:name="_Toc229331458"/>
-      <w:r>
-        <w:rPr>
+          <w:rFonts w:ascii="Arial" w:hAnsi="Arial" w:cs="Arial"/>
+          <w:color w:val="000000" w:themeColor="text1"/>
+          <w:sz w:val="24"/>
+          <w:szCs w:val="24"/>
+          <w:lang w:val="pt-BR"/>
+        </w:rPr>
+      </w:pPr>
+      <w:bookmarkStart w:id="4" w:name="_Toc229333918"/>
+      <w:r>
+        <w:rPr>
+          <w:rFonts w:ascii="Arial" w:hAnsi="Arial" w:cs="Arial"/>
+          <w:color w:val="000000" w:themeColor="text1"/>
+          <w:sz w:val="24"/>
+          <w:szCs w:val="24"/>
           <w:lang w:val="pt-BR"/>
         </w:rPr>
         <w:lastRenderedPageBreak/>
@@ -1501,6 +1657,10 @@
       </w:r>
       <w:r>
         <w:rPr>
+          <w:rFonts w:ascii="Arial" w:hAnsi="Arial" w:cs="Arial"/>
+          <w:color w:val="000000" w:themeColor="text1"/>
+          <w:sz w:val="24"/>
+          <w:szCs w:val="24"/>
           <w:lang w:val="pt-BR"/>
         </w:rPr>
         <w:t>APRENDIZAGENS</w:t>
@@ -1521,19 +1681,7 @@
         <w:rPr>
           <w:rFonts w:ascii="Arial" w:hAnsi="Arial" w:cs="Arial"/>
         </w:rPr>
-        <w:t xml:space="preserve">Ao longo da realização deste trabalho, </w:t>
-      </w:r>
-      <w:r>
-        <w:rPr>
-          <w:rFonts w:ascii="Arial" w:hAnsi="Arial" w:cs="Arial"/>
-        </w:rPr>
-        <w:t xml:space="preserve">considero que a experiência foi </w:t>
-      </w:r>
-      <w:r>
-        <w:rPr>
-          <w:rFonts w:ascii="Arial" w:hAnsi="Arial" w:cs="Arial"/>
-        </w:rPr>
-        <w:t>importante para o meu desenvolvimento na área da programação. O trabalho permitiu-me praticar os conteúdos aprendidos e perceber melhor como aplicar a lógica na resolução de problemas.</w:t>
+        <w:t>Ao longo da realização deste trabalho, considero que a experiência foi importante para o meu desenvolvimento na área da programação. O trabalho permitiu-me praticar os conteúdos aprendidos e perceber melhor como aplicar a lógica na resolução de problemas.</w:t>
       </w:r>
     </w:p>
     <w:p>
@@ -1567,31 +1715,7 @@
         <w:rPr>
           <w:rFonts w:ascii="Arial" w:hAnsi="Arial" w:cs="Arial"/>
         </w:rPr>
-        <w:t>Em termos de aprendizagens, adquiri conhecimentos sobre lógica de programação, estruturação de programas e resolução de problemas. Também melhorei a minha</w:t>
-      </w:r>
-      <w:r>
-        <w:rPr>
-          <w:rFonts w:ascii="Arial" w:hAnsi="Arial" w:cs="Arial"/>
-        </w:rPr>
-        <w:t xml:space="preserve"> capacidade de análise, </w:t>
-      </w:r>
-      <w:r>
-        <w:rPr>
-          <w:rFonts w:ascii="Arial" w:hAnsi="Arial" w:cs="Arial"/>
-        </w:rPr>
-        <w:t>o meu raciocínio lógico</w:t>
-      </w:r>
-      <w:r>
-        <w:rPr>
-          <w:rFonts w:ascii="Arial" w:hAnsi="Arial" w:cs="Arial"/>
-        </w:rPr>
-        <w:t xml:space="preserve"> e algumas linguagens de programação, tais como: Python, Java, C, C++, COBOL, entre outras</w:t>
-      </w:r>
-      <w:r>
-        <w:rPr>
-          <w:rFonts w:ascii="Arial" w:hAnsi="Arial" w:cs="Arial"/>
-        </w:rPr>
-        <w:t>.</w:t>
+        <w:t>Em termos de aprendizagens, adquiri conhecimentos sobre lógica de programação, estruturação de programas e resolução de problemas. Também melhorei a minha capacidade de análise, o meu raciocínio lógico e algumas linguagens de programação, tais como: Python, Java, C, C++, COBOL, entre outras.</w:t>
       </w:r>
     </w:p>
     <w:p>
@@ -1625,49 +1749,7 @@
         <w:rPr>
           <w:rFonts w:ascii="Arial" w:hAnsi="Arial" w:cs="Arial"/>
         </w:rPr>
-        <w:t xml:space="preserve">Algo que considero que poderia ter feito diferente é </w:t>
-      </w:r>
-      <w:r>
-        <w:rPr>
-          <w:rFonts w:ascii="Arial" w:hAnsi="Arial" w:cs="Arial"/>
-        </w:rPr>
-        <w:t>ter dedicado mais tempo à prática diária e à revisão dos exercícios, o que teria ajudado a consolidar melhor os conhecimentos desde o início.</w:t>
-      </w:r>
-      <w:r>
-        <w:rPr>
-          <w:rFonts w:ascii="Arial" w:hAnsi="Arial" w:cs="Arial"/>
-        </w:rPr>
-        <w:t xml:space="preserve"> Também poderia </w:t>
-      </w:r>
-      <w:r>
-        <w:rPr>
-          <w:rFonts w:ascii="Arial" w:hAnsi="Arial" w:cs="Arial"/>
-        </w:rPr>
-        <w:t>plane</w:t>
-      </w:r>
-      <w:r>
-        <w:rPr>
-          <w:rFonts w:ascii="Arial" w:hAnsi="Arial" w:cs="Arial"/>
-        </w:rPr>
-        <w:t>j</w:t>
-      </w:r>
-      <w:r>
-        <w:rPr>
-          <w:rFonts w:ascii="Arial" w:hAnsi="Arial" w:cs="Arial"/>
-        </w:rPr>
-        <w:t>ar melhor a resolução dos problemas antes de começar a programar</w:t>
-      </w:r>
-      <w:r>
-        <w:rPr>
-          <w:rFonts w:ascii="Arial" w:hAnsi="Arial" w:cs="Arial"/>
-        </w:rPr>
-        <w:t xml:space="preserve"> e </w:t>
-      </w:r>
-      <w:r>
-        <w:rPr>
-          <w:rFonts w:ascii="Arial" w:hAnsi="Arial" w:cs="Arial"/>
-        </w:rPr>
-        <w:t>testar mais frequentemente os meus códigos.</w:t>
+        <w:t>Algo que considero que poderia ter feito diferente é ter dedicado mais tempo à prática diária e à revisão dos exercícios, o que teria ajudado a consolidar melhor os conhecimentos desde o início. Também poderia planejar melhor a resolução dos problemas antes de começar a programar e testar mais frequentemente os meus códigos.</w:t>
       </w:r>
     </w:p>
     <w:p>
@@ -1706,10 +1788,11 @@
       </w:r>
     </w:p>
     <w:sectPr>
-      <w:footerReference w:type="default" r:id="rId9"/>
+      <w:headerReference w:type="default" r:id="rId11"/>
       <w:type w:val="continuous"/>
       <w:pgSz w:w="11906" w:h="16838"/>
       <w:pgMar w:top="1417" w:right="1701" w:bottom="1417" w:left="1701" w:header="708" w:footer="708" w:gutter="0"/>
+      <w:pgNumType w:start="98"/>
       <w:cols w:space="708"/>
       <w:docGrid w:linePitch="360"/>
     </w:sectPr>
@@ -1788,9 +1871,15 @@
       <w:pStyle w:val="Fuzeile"/>
       <w:jc w:val="right"/>
     </w:pPr>
+  </w:p>
+  <w:p>
+    <w:pPr>
+      <w:pStyle w:val="Fuzeile"/>
+      <w:jc w:val="right"/>
+    </w:pPr>
     <w:sdt>
       <w:sdtPr>
-        <w:id w:val="30060788"/>
+        <w:id w:val="32864345"/>
         <w:docPartObj>
           <w:docPartGallery w:val="Page Numbers (Bottom of Page)"/>
           <w:docPartUnique/>
@@ -1802,7 +1891,7 @@
             <w:rPr>
               <w:noProof/>
             </w:rPr>
-            <w:t>8</w:t>
+            <w:t>98</w:t>
           </w:r>
         </w:fldSimple>
       </w:sdtContent>
@@ -1839,6 +1928,16 @@
     </w:p>
   </w:footnote>
 </w:footnotes>
+</file>
+
+<file path=word/header1.xml><?xml version="1.0" encoding="utf-8"?>
+<w:hdr xmlns:ve="http://schemas.openxmlformats.org/markup-compatibility/2006" xmlns:o="urn:schemas-microsoft-com:office:office" xmlns:r="http://schemas.openxmlformats.org/officeDocument/2006/relationships" xmlns:m="http://schemas.openxmlformats.org/officeDocument/2006/math" xmlns:v="urn:schemas-microsoft-com:vml" xmlns:wp="http://schemas.openxmlformats.org/drawingml/2006/wordprocessingDrawing" xmlns:w10="urn:schemas-microsoft-com:office:word" xmlns:w="http://schemas.openxmlformats.org/wordprocessingml/2006/main" xmlns:wne="http://schemas.microsoft.com/office/word/2006/wordml">
+  <w:p>
+    <w:pPr>
+      <w:pStyle w:val="Kopfzeile"/>
+    </w:pPr>
+  </w:p>
+</w:hdr>
 </file>
 
 <file path=word/styles.xml><?xml version="1.0" encoding="utf-8"?>
@@ -2592,7 +2691,7 @@
 </file>
 
 <file path=customXml/itemProps1.xml><?xml version="1.0" encoding="utf-8"?>
-<ds:datastoreItem xmlns:ds="http://schemas.openxmlformats.org/officeDocument/2006/customXml" ds:itemID="{0627A2F2-221D-4841-AB12-37EB990EB39E}">
+<ds:datastoreItem xmlns:ds="http://schemas.openxmlformats.org/officeDocument/2006/customXml" ds:itemID="{AE3B3D7E-5401-440F-910D-2DDE147135BD}">
   <ds:schemaRefs>
     <ds:schemaRef ds:uri="http://schemas.openxmlformats.org/officeDocument/2006/bibliography"/>
   </ds:schemaRefs>
